--- a/Docs/Word/FinFlow_Projektplanung_Umsetzung.docx
+++ b/Docs/Word/FinFlow_Projektplanung_Umsetzung.docx
@@ -3312,6 +3312,1326 @@
         <w:t>Konsequenzen: Das Domain-Modell bleibt frei von Legacy-Altlasten, der Adapter kann isoliert getestet und bei Bedarf ausgetauscht werden. Trade-off: Ein zusätzlicher Übersetzungsschritt, der jedoch die Domain-Integrität schützt.</w:t>
       </w:r>
     </w:p>
+    <w:p>
+      <w:r>
+        <w:br w:type="page"/>
+      </w:r>
+    </w:p>
+    <w:p>
+      <w:pPr>
+        <w:pStyle w:val="Heading1"/>
+      </w:pPr>
+      <w:r>
+        <w:t>Phase 4 – Domain + Database</w:t>
+      </w:r>
+    </w:p>
+    <w:p>
+      <w:r>
+        <w:t>Domain Model und Datenmodell für FinFlow, entworfen mit Fokus auf Domain Driven Design und ein sauberes, testbares relationales Schema. Ergebnis von Prompt 4 (Datenbank &amp; Domain Model).</w:t>
+      </w:r>
+    </w:p>
+    <w:p>
+      <w:pPr>
+        <w:pStyle w:val="Heading2"/>
+      </w:pPr>
+      <w:r>
+        <w:t>Domain Entities</w:t>
+      </w:r>
+    </w:p>
+    <w:p>
+      <w:r>
+        <w:t>Kritische Prüfung gegenüber der ursprünglichen Beispielliste: Account bleibt erhalten, weil die Net-Worth-Formel aus Phase 2 explizit „Konten + Investments“ als Vermögenswerte verlangt. ScenarioResult entfällt als eigene Entität – das Ergebnis einer Simulation ist eine reine, deterministische Funktion der Scenario-Parameter und wird bei jedem Abruf neu berechnet statt redundant gespeichert (vermeidet einen zweiten „Source of Truth“). Stattdessen wurde AdvisorAssignment ergänzt, da die in Phase 3 festgelegte Advisor-Autorisierung (nur zugewiesene Kunden sichtbar) eine persistente Zuordnung benötigt.</w:t>
+      </w:r>
+    </w:p>
+    <w:p>
+      <w:pPr>
+        <w:pStyle w:val="Heading3"/>
+      </w:pPr>
+      <w:r>
+        <w:t>User  (identity)</w:t>
+      </w:r>
+    </w:p>
+    <w:p>
+      <w:pPr>
+        <w:pStyle w:val="ListBullet"/>
+      </w:pPr>
+      <w:r>
+        <w:rPr>
+          <w:b/>
+        </w:rPr>
+        <w:t xml:space="preserve">Verantwortlichkeit: </w:t>
+      </w:r>
+      <w:r>
+        <w:t>Repräsentiert ein Benutzerkonto mit Login-Daten und Rolle.</w:t>
+      </w:r>
+    </w:p>
+    <w:p>
+      <w:pPr>
+        <w:pStyle w:val="ListBullet"/>
+      </w:pPr>
+      <w:r>
+        <w:rPr>
+          <w:b/>
+        </w:rPr>
+        <w:t xml:space="preserve">Attribute: </w:t>
+      </w:r>
+      <w:r>
+        <w:t>id (UUID), email, passwordHash, role (USER/ADVISOR/ADMIN), active, createdAt, updatedAt.</w:t>
+      </w:r>
+    </w:p>
+    <w:p>
+      <w:pPr>
+        <w:pStyle w:val="ListBullet"/>
+      </w:pPr>
+      <w:r>
+        <w:rPr>
+          <w:b/>
+        </w:rPr>
+        <w:t xml:space="preserve">Beziehungen: </w:t>
+      </w:r>
+      <w:r>
+        <w:t>1:1 FinancialProfile, 1:N Account/Transaction/FinancialGoal/InsurancePolicy/Scenario/AuditEntry, N:M (über AdvisorAssignment) als Advisor oder Client.</w:t>
+      </w:r>
+    </w:p>
+    <w:p>
+      <w:pPr>
+        <w:pStyle w:val="ListBullet"/>
+      </w:pPr>
+      <w:r>
+        <w:rPr>
+          <w:b/>
+        </w:rPr>
+        <w:t xml:space="preserve">Invarianten: </w:t>
+      </w:r>
+      <w:r>
+        <w:t>email eindeutig und syntaktisch valide; passwordHash nie im Klartext; genau eine Rolle pro User (MVP).</w:t>
+      </w:r>
+    </w:p>
+    <w:p>
+      <w:pPr>
+        <w:pStyle w:val="ListBullet"/>
+      </w:pPr>
+      <w:r>
+        <w:rPr>
+          <w:b/>
+        </w:rPr>
+        <w:t xml:space="preserve">Lifecycle: </w:t>
+      </w:r>
+      <w:r>
+        <w:t>REGISTERED → ACTIVE → DEACTIVATED (durch Admin). Kein hartes Löschen – stattdessen Anonymisierung, damit Audit-Einträge nachvollziehbar bleiben (siehe Edge Case 22).</w:t>
+      </w:r>
+    </w:p>
+    <w:p>
+      <w:pPr>
+        <w:pStyle w:val="Heading3"/>
+      </w:pPr>
+      <w:r>
+        <w:t>AdvisorAssignment  (identity)</w:t>
+      </w:r>
+    </w:p>
+    <w:p>
+      <w:pPr>
+        <w:pStyle w:val="ListBullet"/>
+      </w:pPr>
+      <w:r>
+        <w:rPr>
+          <w:b/>
+        </w:rPr>
+        <w:t xml:space="preserve">Verantwortlichkeit: </w:t>
+      </w:r>
+      <w:r>
+        <w:t>Modelliert, welcher Advisor welchen Client (User mit Rolle USER) einsehen darf.</w:t>
+      </w:r>
+    </w:p>
+    <w:p>
+      <w:pPr>
+        <w:pStyle w:val="ListBullet"/>
+      </w:pPr>
+      <w:r>
+        <w:rPr>
+          <w:b/>
+        </w:rPr>
+        <w:t xml:space="preserve">Attribute: </w:t>
+      </w:r>
+      <w:r>
+        <w:t>id, advisorId (FK User), clientId (FK User), assignedAt.</w:t>
+      </w:r>
+    </w:p>
+    <w:p>
+      <w:pPr>
+        <w:pStyle w:val="ListBullet"/>
+      </w:pPr>
+      <w:r>
+        <w:rPr>
+          <w:b/>
+        </w:rPr>
+        <w:t xml:space="preserve">Beziehungen: </w:t>
+      </w:r>
+      <w:r>
+        <w:t>N:1 User (zweimal: als Advisor und als Client).</w:t>
+      </w:r>
+    </w:p>
+    <w:p>
+      <w:pPr>
+        <w:pStyle w:val="ListBullet"/>
+      </w:pPr>
+      <w:r>
+        <w:rPr>
+          <w:b/>
+        </w:rPr>
+        <w:t xml:space="preserve">Invarianten: </w:t>
+      </w:r>
+      <w:r>
+        <w:t>advisorId muss Rolle ADVISOR haben, clientId Rolle USER (Prüfung in der Application-Schicht, da rollenabhängig); advisorId ≠ clientId; Kombination (advisorId, clientId) eindeutig.</w:t>
+      </w:r>
+    </w:p>
+    <w:p>
+      <w:pPr>
+        <w:pStyle w:val="ListBullet"/>
+      </w:pPr>
+      <w:r>
+        <w:rPr>
+          <w:b/>
+        </w:rPr>
+        <w:t xml:space="preserve">Lifecycle: </w:t>
+      </w:r>
+      <w:r>
+        <w:t>Wird durch ADMIN angelegt und kann durch ADMIN wieder entfernt werden.</w:t>
+      </w:r>
+    </w:p>
+    <w:p>
+      <w:pPr>
+        <w:pStyle w:val="Heading3"/>
+      </w:pPr>
+      <w:r>
+        <w:t>FinancialProfile  (financialprofile)</w:t>
+      </w:r>
+    </w:p>
+    <w:p>
+      <w:pPr>
+        <w:pStyle w:val="ListBullet"/>
+      </w:pPr>
+      <w:r>
+        <w:rPr>
+          <w:b/>
+        </w:rPr>
+        <w:t xml:space="preserve">Verantwortlichkeit: </w:t>
+      </w:r>
+      <w:r>
+        <w:t>Hält die für Health Score und Scenario Engine benötigten Basis-Kennzahlen eines Nutzers.</w:t>
+      </w:r>
+    </w:p>
+    <w:p>
+      <w:pPr>
+        <w:pStyle w:val="ListBullet"/>
+      </w:pPr>
+      <w:r>
+        <w:rPr>
+          <w:b/>
+        </w:rPr>
+        <w:t xml:space="preserve">Attribute: </w:t>
+      </w:r>
+      <w:r>
+        <w:t>id, userId (FK, unique), monthlyIncome (Money), monthlyExpenses (Money), emergencyFund (Money), totalDebt (Money), createdAt, updatedAt.</w:t>
+      </w:r>
+    </w:p>
+    <w:p>
+      <w:pPr>
+        <w:pStyle w:val="ListBullet"/>
+      </w:pPr>
+      <w:r>
+        <w:rPr>
+          <w:b/>
+        </w:rPr>
+        <w:t xml:space="preserve">Beziehungen: </w:t>
+      </w:r>
+      <w:r>
+        <w:t>1:1 User.</w:t>
+      </w:r>
+    </w:p>
+    <w:p>
+      <w:pPr>
+        <w:pStyle w:val="ListBullet"/>
+      </w:pPr>
+      <w:r>
+        <w:rPr>
+          <w:b/>
+        </w:rPr>
+        <w:t xml:space="preserve">Invarianten: </w:t>
+      </w:r>
+      <w:r>
+        <w:t>monthlyIncome, monthlyExpenses, emergencyFund, totalDebt jeweils ≥ 0; genau ein Profil pro User.</w:t>
+      </w:r>
+    </w:p>
+    <w:p>
+      <w:pPr>
+        <w:pStyle w:val="ListBullet"/>
+      </w:pPr>
+      <w:r>
+        <w:rPr>
+          <w:b/>
+        </w:rPr>
+        <w:t xml:space="preserve">Lifecycle: </w:t>
+      </w:r>
+      <w:r>
+        <w:t>Wird bei erster Eingabe der Profildaten angelegt, nicht automatisch bei Registrierung (leeres Profil → Onboarding-Zustand, siehe Edge Case 18); danach nur Updates.</w:t>
+      </w:r>
+    </w:p>
+    <w:p>
+      <w:pPr>
+        <w:pStyle w:val="Heading3"/>
+      </w:pPr>
+      <w:r>
+        <w:t>Account  (financialprofile)</w:t>
+      </w:r>
+    </w:p>
+    <w:p>
+      <w:pPr>
+        <w:pStyle w:val="ListBullet"/>
+      </w:pPr>
+      <w:r>
+        <w:rPr>
+          <w:b/>
+        </w:rPr>
+        <w:t xml:space="preserve">Verantwortlichkeit: </w:t>
+      </w:r>
+      <w:r>
+        <w:t>Momentaufnahme eines Vermögenswerts (Konto/Investment) für die Net-Worth-Berechnung.</w:t>
+      </w:r>
+    </w:p>
+    <w:p>
+      <w:pPr>
+        <w:pStyle w:val="ListBullet"/>
+      </w:pPr>
+      <w:r>
+        <w:rPr>
+          <w:b/>
+        </w:rPr>
+        <w:t xml:space="preserve">Attribute: </w:t>
+      </w:r>
+      <w:r>
+        <w:t>id, userId (FK), name, type (CHECKING/SAVINGS/INVESTMENT/CASH), balance (Money), updatedAt.</w:t>
+      </w:r>
+    </w:p>
+    <w:p>
+      <w:pPr>
+        <w:pStyle w:val="ListBullet"/>
+      </w:pPr>
+      <w:r>
+        <w:rPr>
+          <w:b/>
+        </w:rPr>
+        <w:t xml:space="preserve">Beziehungen: </w:t>
+      </w:r>
+      <w:r>
+        <w:t>N:1 User.</w:t>
+      </w:r>
+    </w:p>
+    <w:p>
+      <w:pPr>
+        <w:pStyle w:val="ListBullet"/>
+      </w:pPr>
+      <w:r>
+        <w:rPr>
+          <w:b/>
+        </w:rPr>
+        <w:t xml:space="preserve">Invarianten: </w:t>
+      </w:r>
+      <w:r>
+        <w:t>balance ≥ 0; name nicht leer.</w:t>
+      </w:r>
+    </w:p>
+    <w:p>
+      <w:pPr>
+        <w:pStyle w:val="ListBullet"/>
+      </w:pPr>
+      <w:r>
+        <w:rPr>
+          <w:b/>
+        </w:rPr>
+        <w:t xml:space="preserve">Lifecycle: </w:t>
+      </w:r>
+      <w:r>
+        <w:t>Wird manuell vom Nutzer gepflegt (angelegt/aktualisiert/gelöscht). Bewusst nicht automatisch aus Transactions abgeleitet – kein Double-Entry-Ledger im MVP (siehe Datenbank-Abschnitt unten für die Begründung dieser Vereinfachung).</w:t>
+      </w:r>
+    </w:p>
+    <w:p>
+      <w:pPr>
+        <w:pStyle w:val="Heading3"/>
+      </w:pPr>
+      <w:r>
+        <w:t>Category  (transactions)</w:t>
+      </w:r>
+    </w:p>
+    <w:p>
+      <w:pPr>
+        <w:pStyle w:val="ListBullet"/>
+      </w:pPr>
+      <w:r>
+        <w:rPr>
+          <w:b/>
+        </w:rPr>
+        <w:t xml:space="preserve">Verantwortlichkeit: </w:t>
+      </w:r>
+      <w:r>
+        <w:t>Klassifiziert Transaktionen fachlich (z. B. Gehalt, Miete, Lebensmittel).</w:t>
+      </w:r>
+    </w:p>
+    <w:p>
+      <w:pPr>
+        <w:pStyle w:val="ListBullet"/>
+      </w:pPr>
+      <w:r>
+        <w:rPr>
+          <w:b/>
+        </w:rPr>
+        <w:t xml:space="preserve">Attribute: </w:t>
+      </w:r>
+      <w:r>
+        <w:t>id, name, type (INCOME/EXPENSE).</w:t>
+      </w:r>
+    </w:p>
+    <w:p>
+      <w:pPr>
+        <w:pStyle w:val="ListBullet"/>
+      </w:pPr>
+      <w:r>
+        <w:rPr>
+          <w:b/>
+        </w:rPr>
+        <w:t xml:space="preserve">Beziehungen: </w:t>
+      </w:r>
+      <w:r>
+        <w:t>1:N Transaction.</w:t>
+      </w:r>
+    </w:p>
+    <w:p>
+      <w:pPr>
+        <w:pStyle w:val="ListBullet"/>
+      </w:pPr>
+      <w:r>
+        <w:rPr>
+          <w:b/>
+        </w:rPr>
+        <w:t xml:space="preserve">Invarianten: </w:t>
+      </w:r>
+      <w:r>
+        <w:t>(name, type) eindeutig; type darf nach Verknüpfung mit Transaktionen nicht mehr geändert werden.</w:t>
+      </w:r>
+    </w:p>
+    <w:p>
+      <w:pPr>
+        <w:pStyle w:val="ListBullet"/>
+      </w:pPr>
+      <w:r>
+        <w:rPr>
+          <w:b/>
+        </w:rPr>
+        <w:t xml:space="preserve">Lifecycle: </w:t>
+      </w:r>
+      <w:r>
+        <w:t>Wird als Systemdaten per Flyway-Migration vorab angelegt (Seed), im MVP nicht nutzerspezifisch erweiterbar – bewusste Vereinfachung, spätere Erweiterung möglich.</w:t>
+      </w:r>
+    </w:p>
+    <w:p>
+      <w:pPr>
+        <w:pStyle w:val="Heading3"/>
+      </w:pPr>
+      <w:r>
+        <w:t>Transaction  (transactions)</w:t>
+      </w:r>
+    </w:p>
+    <w:p>
+      <w:pPr>
+        <w:pStyle w:val="ListBullet"/>
+      </w:pPr>
+      <w:r>
+        <w:rPr>
+          <w:b/>
+        </w:rPr>
+        <w:t xml:space="preserve">Verantwortlichkeit: </w:t>
+      </w:r>
+      <w:r>
+        <w:t>Repräsentiert eine einzelne Einnahme oder Ausgabe.</w:t>
+      </w:r>
+    </w:p>
+    <w:p>
+      <w:pPr>
+        <w:pStyle w:val="ListBullet"/>
+      </w:pPr>
+      <w:r>
+        <w:rPr>
+          <w:b/>
+        </w:rPr>
+        <w:t xml:space="preserve">Attribute: </w:t>
+      </w:r>
+      <w:r>
+        <w:t>id, userId (FK), categoryId (FK), amount (Money, stets positiv), type (INCOME/EXPENSE), bookedAt (Datum), description (optional), source (MANUAL/JSON_IMPORT/XML_IMPORT), createdAt.</w:t>
+      </w:r>
+    </w:p>
+    <w:p>
+      <w:pPr>
+        <w:pStyle w:val="ListBullet"/>
+      </w:pPr>
+      <w:r>
+        <w:rPr>
+          <w:b/>
+        </w:rPr>
+        <w:t xml:space="preserve">Beziehungen: </w:t>
+      </w:r>
+      <w:r>
+        <w:t>N:1 User, N:1 Category.</w:t>
+      </w:r>
+    </w:p>
+    <w:p>
+      <w:pPr>
+        <w:pStyle w:val="ListBullet"/>
+      </w:pPr>
+      <w:r>
+        <w:rPr>
+          <w:b/>
+        </w:rPr>
+        <w:t xml:space="preserve">Invarianten: </w:t>
+      </w:r>
+      <w:r>
+        <w:t>amount &gt; 0 (Richtung wird über type ausgedrückt, nicht über negative Beträge, siehe Edge Case 5); type muss category.type entsprechen; bookedAt nicht in der Zukunft.</w:t>
+      </w:r>
+    </w:p>
+    <w:p>
+      <w:pPr>
+        <w:pStyle w:val="ListBullet"/>
+      </w:pPr>
+      <w:r>
+        <w:rPr>
+          <w:b/>
+        </w:rPr>
+        <w:t xml:space="preserve">Lifecycle: </w:t>
+      </w:r>
+      <w:r>
+        <w:t>CREATED (manuell oder Import) → ggf. UPDATED → DELETED. Kein Soft-Delete nötig, da sicherheitsrelevante Nachvollziehbarkeit über AuditEntry separat sichergestellt wird.</w:t>
+      </w:r>
+    </w:p>
+    <w:p>
+      <w:pPr>
+        <w:pStyle w:val="Heading3"/>
+      </w:pPr>
+      <w:r>
+        <w:t>FinancialGoal  (goals)</w:t>
+      </w:r>
+    </w:p>
+    <w:p>
+      <w:pPr>
+        <w:pStyle w:val="ListBullet"/>
+      </w:pPr>
+      <w:r>
+        <w:rPr>
+          <w:b/>
+        </w:rPr>
+        <w:t xml:space="preserve">Verantwortlichkeit: </w:t>
+      </w:r>
+      <w:r>
+        <w:t>Repräsentiert ein Sparziel mit Zielbetrag, Fortschritt und Zieldatum.</w:t>
+      </w:r>
+    </w:p>
+    <w:p>
+      <w:pPr>
+        <w:pStyle w:val="ListBullet"/>
+      </w:pPr>
+      <w:r>
+        <w:rPr>
+          <w:b/>
+        </w:rPr>
+        <w:t xml:space="preserve">Attribute: </w:t>
+      </w:r>
+      <w:r>
+        <w:t>id, userId (FK), name, targetAmount (Money), currentAmount (Money), targetDate (optional), monthlyContribution (Money), expectedAnnualReturn (Percentage, optional), createdAt, updatedAt.</w:t>
+      </w:r>
+    </w:p>
+    <w:p>
+      <w:pPr>
+        <w:pStyle w:val="ListBullet"/>
+      </w:pPr>
+      <w:r>
+        <w:rPr>
+          <w:b/>
+        </w:rPr>
+        <w:t xml:space="preserve">Beziehungen: </w:t>
+      </w:r>
+      <w:r>
+        <w:t>N:1 User.</w:t>
+      </w:r>
+    </w:p>
+    <w:p>
+      <w:pPr>
+        <w:pStyle w:val="ListBullet"/>
+      </w:pPr>
+      <w:r>
+        <w:rPr>
+          <w:b/>
+        </w:rPr>
+        <w:t xml:space="preserve">Invarianten: </w:t>
+      </w:r>
+      <w:r>
+        <w:t>targetAmount &gt; 0; currentAmount ≥ 0; targetDate darf bei Anlage nicht in der Vergangenheit liegen (Edge Case 7); monthlyContribution ≥ 0.</w:t>
+      </w:r>
+    </w:p>
+    <w:p>
+      <w:pPr>
+        <w:pStyle w:val="ListBullet"/>
+      </w:pPr>
+      <w:r>
+        <w:rPr>
+          <w:b/>
+        </w:rPr>
+        <w:t xml:space="preserve">Lifecycle: </w:t>
+      </w:r>
+      <w:r>
+        <w:t>OPEN → ACHIEVED (sobald currentAmount ≥ targetAmount, ggf. sofort bei Anlage, Edge Case 8) → optional ARCHIVED.</w:t>
+      </w:r>
+    </w:p>
+    <w:p>
+      <w:pPr>
+        <w:pStyle w:val="Heading3"/>
+      </w:pPr>
+      <w:r>
+        <w:t>InsurancePolicy  (insurance)</w:t>
+      </w:r>
+    </w:p>
+    <w:p>
+      <w:pPr>
+        <w:pStyle w:val="ListBullet"/>
+      </w:pPr>
+      <w:r>
+        <w:rPr>
+          <w:b/>
+        </w:rPr>
+        <w:t xml:space="preserve">Verantwortlichkeit: </w:t>
+      </w:r>
+      <w:r>
+        <w:t>Erfasst eine Versicherung des Nutzers inkl. Deckungssumme für die Coverage-Bewertung im Health Score.</w:t>
+      </w:r>
+    </w:p>
+    <w:p>
+      <w:pPr>
+        <w:pStyle w:val="ListBullet"/>
+      </w:pPr>
+      <w:r>
+        <w:rPr>
+          <w:b/>
+        </w:rPr>
+        <w:t xml:space="preserve">Attribute: </w:t>
+      </w:r>
+      <w:r>
+        <w:t>id, userId (FK), type (LIABILITY/DISABILITY/HOUSEHOLD/HEALTH/OTHER), coverageAmount (Money), validFrom, validUntil (optional).</w:t>
+      </w:r>
+    </w:p>
+    <w:p>
+      <w:pPr>
+        <w:pStyle w:val="ListBullet"/>
+      </w:pPr>
+      <w:r>
+        <w:rPr>
+          <w:b/>
+        </w:rPr>
+        <w:t xml:space="preserve">Beziehungen: </w:t>
+      </w:r>
+      <w:r>
+        <w:t>N:1 User.</w:t>
+      </w:r>
+    </w:p>
+    <w:p>
+      <w:pPr>
+        <w:pStyle w:val="ListBullet"/>
+      </w:pPr>
+      <w:r>
+        <w:rPr>
+          <w:b/>
+        </w:rPr>
+        <w:t xml:space="preserve">Invarianten: </w:t>
+      </w:r>
+      <w:r>
+        <w:t>validUntil (falls gesetzt) ≥ validFrom; coverageAmount ≥ 0; „aktiv“ bedeutet validUntil ist null oder in der Zukunft (abgelaufene Policen zählen nicht, Edge Case 20).</w:t>
+      </w:r>
+    </w:p>
+    <w:p>
+      <w:pPr>
+        <w:pStyle w:val="ListBullet"/>
+      </w:pPr>
+      <w:r>
+        <w:rPr>
+          <w:b/>
+        </w:rPr>
+        <w:t xml:space="preserve">Lifecycle: </w:t>
+      </w:r>
+      <w:r>
+        <w:t>ACTIVE → EXPIRED, rein zeitbasiert aus validUntil abgeleitet, kein manueller Status nötig.</w:t>
+      </w:r>
+    </w:p>
+    <w:p>
+      <w:pPr>
+        <w:pStyle w:val="Heading3"/>
+      </w:pPr>
+      <w:r>
+        <w:t>Scenario  (scenario)</w:t>
+      </w:r>
+    </w:p>
+    <w:p>
+      <w:pPr>
+        <w:pStyle w:val="ListBullet"/>
+      </w:pPr>
+      <w:r>
+        <w:rPr>
+          <w:b/>
+        </w:rPr>
+        <w:t xml:space="preserve">Verantwortlichkeit: </w:t>
+      </w:r>
+      <w:r>
+        <w:t>Speichert die Eingabeparameter einer vom Nutzer angelegten Zukunftssimulation.</w:t>
+      </w:r>
+    </w:p>
+    <w:p>
+      <w:pPr>
+        <w:pStyle w:val="ListBullet"/>
+      </w:pPr>
+      <w:r>
+        <w:rPr>
+          <w:b/>
+        </w:rPr>
+        <w:t xml:space="preserve">Attribute: </w:t>
+      </w:r>
+      <w:r>
+        <w:t>id, userId (FK), name, currentCapital (Money), monthlySavings (Money), annualReturn (Percentage), inflation (Percentage), durationInYears (int), createdAt.</w:t>
+      </w:r>
+    </w:p>
+    <w:p>
+      <w:pPr>
+        <w:pStyle w:val="ListBullet"/>
+      </w:pPr>
+      <w:r>
+        <w:rPr>
+          <w:b/>
+        </w:rPr>
+        <w:t xml:space="preserve">Beziehungen: </w:t>
+      </w:r>
+      <w:r>
+        <w:t>N:1 User.</w:t>
+      </w:r>
+    </w:p>
+    <w:p>
+      <w:pPr>
+        <w:pStyle w:val="ListBullet"/>
+      </w:pPr>
+      <w:r>
+        <w:rPr>
+          <w:b/>
+        </w:rPr>
+        <w:t xml:space="preserve">Invarianten: </w:t>
+      </w:r>
+      <w:r>
+        <w:t>durationInYears zwischen 1 und 100; monthlySavings ≥ 0; annualReturn/inflation dürfen negativ, aber nicht null sein.</w:t>
+      </w:r>
+    </w:p>
+    <w:p>
+      <w:pPr>
+        <w:pStyle w:val="ListBullet"/>
+      </w:pPr>
+      <w:r>
+        <w:rPr>
+          <w:b/>
+        </w:rPr>
+        <w:t xml:space="preserve">Lifecycle: </w:t>
+      </w:r>
+      <w:r>
+        <w:t>CREATED → unverändert (Ergebnis wird bei jedem Abruf deterministisch neu berechnet, kein eigener Zustandsübergang) → DELETED durch Nutzer.</w:t>
+      </w:r>
+    </w:p>
+    <w:p>
+      <w:pPr>
+        <w:pStyle w:val="Heading3"/>
+      </w:pPr>
+      <w:r>
+        <w:t>AuditEntry  (audit)</w:t>
+      </w:r>
+    </w:p>
+    <w:p>
+      <w:pPr>
+        <w:pStyle w:val="ListBullet"/>
+      </w:pPr>
+      <w:r>
+        <w:rPr>
+          <w:b/>
+        </w:rPr>
+        <w:t xml:space="preserve">Verantwortlichkeit: </w:t>
+      </w:r>
+      <w:r>
+        <w:t>Unveränderliches Protokoll sicherheitsrelevanter Aktionen.</w:t>
+      </w:r>
+    </w:p>
+    <w:p>
+      <w:pPr>
+        <w:pStyle w:val="ListBullet"/>
+      </w:pPr>
+      <w:r>
+        <w:rPr>
+          <w:b/>
+        </w:rPr>
+        <w:t xml:space="preserve">Attribute: </w:t>
+      </w:r>
+      <w:r>
+        <w:t>id, actorUserId (FK, nullable bei System-Events), action (LOGIN, VIEW_CUSTOMER, CREATE_TRANSACTION, UPDATE_GOAL, EXPORT_REPORT, ...), targetType, targetId (optional), occurredAt, metadata (JSONB, z. B. IP-Adresse – keine Finanzdaten).</w:t>
+      </w:r>
+    </w:p>
+    <w:p>
+      <w:pPr>
+        <w:pStyle w:val="ListBullet"/>
+      </w:pPr>
+      <w:r>
+        <w:rPr>
+          <w:b/>
+        </w:rPr>
+        <w:t xml:space="preserve">Beziehungen: </w:t>
+      </w:r>
+      <w:r>
+        <w:t>N:1 User (Actor).</w:t>
+      </w:r>
+    </w:p>
+    <w:p>
+      <w:pPr>
+        <w:pStyle w:val="ListBullet"/>
+      </w:pPr>
+      <w:r>
+        <w:rPr>
+          <w:b/>
+        </w:rPr>
+        <w:t xml:space="preserve">Invarianten: </w:t>
+      </w:r>
+      <w:r>
+        <w:t>occurredAt wird serverseitig gesetzt, nicht vom Client; einmal geschrieben, nie verändert.</w:t>
+      </w:r>
+    </w:p>
+    <w:p>
+      <w:pPr>
+        <w:pStyle w:val="ListBullet"/>
+      </w:pPr>
+      <w:r>
+        <w:rPr>
+          <w:b/>
+        </w:rPr>
+        <w:t xml:space="preserve">Lifecycle: </w:t>
+      </w:r>
+      <w:r>
+        <w:t>INSERT-only (Append-only-Log), kein UPDATE- oder DELETE-Pfad in der Anwendung.</w:t>
+      </w:r>
+    </w:p>
+    <w:p>
+      <w:pPr>
+        <w:pStyle w:val="Heading2"/>
+      </w:pPr>
+      <w:r>
+        <w:t>Value Objects</w:t>
+      </w:r>
+    </w:p>
+    <w:p>
+      <w:pPr>
+        <w:pStyle w:val="Heading3"/>
+      </w:pPr>
+      <w:r>
+        <w:t>Money</w:t>
+      </w:r>
+    </w:p>
+    <w:p>
+      <w:r>
+        <w:t>amount: BigDecimal (Skala 2), currency: Currency (MVP fix auf EUR). Immutable, mit Arithmetik-Operationen (add, subtract, multiply) und Gleichheit nach Wert statt Identität.</w:t>
+      </w:r>
+    </w:p>
+    <w:p>
+      <w:pPr>
+        <w:pStyle w:val="Heading3"/>
+      </w:pPr>
+      <w:r>
+        <w:t>Percentage</w:t>
+      </w:r>
+    </w:p>
+    <w:p>
+      <w:r>
+        <w:t>value: BigDecimal, intern als Bruchteil (0,0425 = 4,25 %) statt als 0–100-Zahl, um wiederholte /100-Umrechnungen in den Business Rules zu vermeiden. Nur Non-Null-Validierung auf VO-Ebene; erlaubte Wertebereiche (z. B. Debt Ratio kann &gt; 100 % sein) werden von der jeweiligen Business Rule entschieden, nicht vom Value Object selbst.</w:t>
+      </w:r>
+    </w:p>
+    <w:p>
+      <w:pPr>
+        <w:pStyle w:val="Heading3"/>
+      </w:pPr>
+      <w:r>
+        <w:t>DateRange</w:t>
+      </w:r>
+    </w:p>
+    <w:p>
+      <w:r>
+        <w:t>start: LocalDate, end: LocalDate. Validiert bei Erzeugung start ≤ end; stellt contains(date) und lengthInMonths() bereit.</w:t>
+      </w:r>
+    </w:p>
+    <w:p>
+      <w:pPr>
+        <w:pStyle w:val="Heading3"/>
+      </w:pPr>
+      <w:r>
+        <w:t>FinancialGoalAmount</w:t>
+      </w:r>
+    </w:p>
+    <w:p>
+      <w:r>
+        <w:t>target: Money, current: Money. Kapselt die goal-spezifische Fortschrittslogik (progressPercentage(), remainingAmount(), isAchieved()) statt diese Berechnung in der Entity oder im Service zu duplizieren.</w:t>
+      </w:r>
+    </w:p>
+    <w:p>
+      <w:pPr>
+        <w:pStyle w:val="Heading2"/>
+      </w:pPr>
+      <w:r>
+        <w:t>Database</w:t>
+      </w:r>
+    </w:p>
+    <w:p>
+      <w:r>
+        <w:t>ER-Diagramm (Kardinalitäten):</w:t>
+      </w:r>
+    </w:p>
+    <w:p>
+      <w:pPr>
+        <w:ind w:left="283"/>
+      </w:pPr>
+      <w:r>
+        <w:rPr>
+          <w:rFonts w:ascii="Consolas" w:hAnsi="Consolas"/>
+          <w:sz w:val="19"/>
+        </w:rPr>
+        <w:t>users (1) ──── (1) financial_profiles</w:t>
+        <w:br/>
+        <w:t>users (1) ──── (N) accounts</w:t>
+        <w:br/>
+        <w:t>users (1) ──── (N) transactions ──── (N) categories   [transactions.category_id → categories.id]</w:t>
+        <w:br/>
+        <w:t>users (1) ──── (N) financial_goals</w:t>
+        <w:br/>
+        <w:t>users (1) ──── (N) insurance_policies</w:t>
+        <w:br/>
+        <w:t>users (1) ──── (N) scenarios</w:t>
+        <w:br/>
+        <w:t>users (1) ──── (N) audit_entries                          [actor, nullable]</w:t>
+        <w:br/>
+        <w:t>users (1, als Advisor) ── (N) advisor_assignments ── (N, als Client) users</w:t>
+      </w:r>
+    </w:p>
+    <w:p>
+      <w:r>
+        <w:t>Tabellen mit Primary Keys, Foreign Keys, Constraints und Indexes:</w:t>
+      </w:r>
+    </w:p>
+    <w:p>
+      <w:pPr>
+        <w:ind w:left="283"/>
+      </w:pPr>
+      <w:r>
+        <w:rPr>
+          <w:rFonts w:ascii="Consolas" w:hAnsi="Consolas"/>
+          <w:sz w:val="19"/>
+        </w:rPr>
+        <w:t>CREATE TABLE users (</w:t>
+        <w:br/>
+        <w:t xml:space="preserve">  id UUID PRIMARY KEY,</w:t>
+        <w:br/>
+        <w:t xml:space="preserve">  email VARCHAR(255) NOT NULL UNIQUE,</w:t>
+        <w:br/>
+        <w:t xml:space="preserve">  password_hash VARCHAR(255) NOT NULL,</w:t>
+        <w:br/>
+        <w:t xml:space="preserve">  role VARCHAR(20) NOT NULL CHECK (role IN ('USER','ADVISOR','ADMIN')),</w:t>
+        <w:br/>
+        <w:t xml:space="preserve">  active BOOLEAN NOT NULL DEFAULT TRUE,</w:t>
+        <w:br/>
+        <w:t xml:space="preserve">  created_at TIMESTAMPTZ NOT NULL DEFAULT now(),</w:t>
+        <w:br/>
+        <w:t xml:space="preserve">  updated_at TIMESTAMPTZ NOT NULL DEFAULT now()</w:t>
+        <w:br/>
+        <w:t>);</w:t>
+        <w:br/>
+        <w:br/>
+        <w:t>CREATE TABLE advisor_assignments (</w:t>
+        <w:br/>
+        <w:t xml:space="preserve">  id UUID PRIMARY KEY,</w:t>
+        <w:br/>
+        <w:t xml:space="preserve">  advisor_id UUID NOT NULL REFERENCES users(id),</w:t>
+        <w:br/>
+        <w:t xml:space="preserve">  client_id UUID NOT NULL REFERENCES users(id),</w:t>
+        <w:br/>
+        <w:t xml:space="preserve">  assigned_at TIMESTAMPTZ NOT NULL DEFAULT now(),</w:t>
+        <w:br/>
+        <w:t xml:space="preserve">  CONSTRAINT uq_advisor_client UNIQUE (advisor_id, client_id),</w:t>
+        <w:br/>
+        <w:t xml:space="preserve">  CONSTRAINT chk_advisor_not_client CHECK (advisor_id &lt;&gt; client_id)</w:t>
+        <w:br/>
+        <w:t>);</w:t>
+        <w:br/>
+        <w:t>CREATE INDEX idx_advisor_assignments_client ON advisor_assignments(client_id);</w:t>
+        <w:br/>
+        <w:br/>
+        <w:t>CREATE TABLE financial_profiles (</w:t>
+        <w:br/>
+        <w:t xml:space="preserve">  id UUID PRIMARY KEY,</w:t>
+        <w:br/>
+        <w:t xml:space="preserve">  user_id UUID NOT NULL UNIQUE REFERENCES users(id),</w:t>
+        <w:br/>
+        <w:t xml:space="preserve">  monthly_income NUMERIC(19,2) NOT NULL DEFAULT 0 CHECK (monthly_income &gt;= 0),</w:t>
+        <w:br/>
+        <w:t xml:space="preserve">  monthly_expenses NUMERIC(19,2) NOT NULL DEFAULT 0 CHECK (monthly_expenses &gt;= 0),</w:t>
+        <w:br/>
+        <w:t xml:space="preserve">  emergency_fund NUMERIC(19,2) NOT NULL DEFAULT 0 CHECK (emergency_fund &gt;= 0),</w:t>
+        <w:br/>
+        <w:t xml:space="preserve">  total_debt NUMERIC(19,2) NOT NULL DEFAULT 0 CHECK (total_debt &gt;= 0),</w:t>
+        <w:br/>
+        <w:t xml:space="preserve">  created_at TIMESTAMPTZ NOT NULL DEFAULT now(),</w:t>
+        <w:br/>
+        <w:t xml:space="preserve">  updated_at TIMESTAMPTZ NOT NULL DEFAULT now()</w:t>
+        <w:br/>
+        <w:t>);</w:t>
+        <w:br/>
+        <w:br/>
+        <w:t>CREATE TABLE accounts (</w:t>
+        <w:br/>
+        <w:t xml:space="preserve">  id UUID PRIMARY KEY,</w:t>
+        <w:br/>
+        <w:t xml:space="preserve">  user_id UUID NOT NULL REFERENCES users(id),</w:t>
+        <w:br/>
+        <w:t xml:space="preserve">  name VARCHAR(100) NOT NULL,</w:t>
+        <w:br/>
+        <w:t xml:space="preserve">  type VARCHAR(20) NOT NULL CHECK (type IN ('CHECKING','SAVINGS','INVESTMENT','CASH')),</w:t>
+        <w:br/>
+        <w:t xml:space="preserve">  balance NUMERIC(19,2) NOT NULL DEFAULT 0 CHECK (balance &gt;= 0),</w:t>
+        <w:br/>
+        <w:t xml:space="preserve">  updated_at TIMESTAMPTZ NOT NULL DEFAULT now()</w:t>
+        <w:br/>
+        <w:t>);</w:t>
+        <w:br/>
+        <w:t>CREATE INDEX idx_accounts_user ON accounts(user_id);</w:t>
+        <w:br/>
+        <w:br/>
+        <w:t>CREATE TABLE categories (</w:t>
+        <w:br/>
+        <w:t xml:space="preserve">  id UUID PRIMARY KEY,</w:t>
+        <w:br/>
+        <w:t xml:space="preserve">  name VARCHAR(100) NOT NULL,</w:t>
+        <w:br/>
+        <w:t xml:space="preserve">  type VARCHAR(10) NOT NULL CHECK (type IN ('INCOME','EXPENSE')),</w:t>
+        <w:br/>
+        <w:t xml:space="preserve">  CONSTRAINT uq_category_name_type UNIQUE (name, type)</w:t>
+        <w:br/>
+        <w:t>);</w:t>
+        <w:br/>
+        <w:br/>
+        <w:t>CREATE TABLE transactions (</w:t>
+        <w:br/>
+        <w:t xml:space="preserve">  id UUID PRIMARY KEY,</w:t>
+        <w:br/>
+        <w:t xml:space="preserve">  user_id UUID NOT NULL REFERENCES users(id),</w:t>
+        <w:br/>
+        <w:t xml:space="preserve">  category_id UUID NOT NULL REFERENCES categories(id),</w:t>
+        <w:br/>
+        <w:t xml:space="preserve">  amount NUMERIC(19,2) NOT NULL CHECK (amount &gt; 0),</w:t>
+        <w:br/>
+        <w:t xml:space="preserve">  type VARCHAR(10) NOT NULL CHECK (type IN ('INCOME','EXPENSE')),</w:t>
+        <w:br/>
+        <w:t xml:space="preserve">  booked_at DATE NOT NULL,</w:t>
+        <w:br/>
+        <w:t xml:space="preserve">  description VARCHAR(255),</w:t>
+        <w:br/>
+        <w:t xml:space="preserve">  source VARCHAR(20) NOT NULL DEFAULT 'MANUAL' CHECK (source IN ('MANUAL','JSON_IMPORT','XML_IMPORT')),</w:t>
+        <w:br/>
+        <w:t xml:space="preserve">  created_at TIMESTAMPTZ NOT NULL DEFAULT now()</w:t>
+        <w:br/>
+        <w:t>);</w:t>
+        <w:br/>
+        <w:t>CREATE INDEX idx_transactions_user_booked_at ON transactions(user_id, booked_at DESC);</w:t>
+        <w:br/>
+        <w:t>CREATE INDEX idx_transactions_category ON transactions(category_id);</w:t>
+        <w:br/>
+        <w:br/>
+        <w:t>CREATE TABLE financial_goals (</w:t>
+        <w:br/>
+        <w:t xml:space="preserve">  id UUID PRIMARY KEY,</w:t>
+        <w:br/>
+        <w:t xml:space="preserve">  user_id UUID NOT NULL REFERENCES users(id),</w:t>
+        <w:br/>
+        <w:t xml:space="preserve">  name VARCHAR(150) NOT NULL,</w:t>
+        <w:br/>
+        <w:t xml:space="preserve">  target_amount NUMERIC(19,2) NOT NULL CHECK (target_amount &gt; 0),</w:t>
+        <w:br/>
+        <w:t xml:space="preserve">  current_amount NUMERIC(19,2) NOT NULL DEFAULT 0 CHECK (current_amount &gt;= 0),</w:t>
+        <w:br/>
+        <w:t xml:space="preserve">  target_date DATE,</w:t>
+        <w:br/>
+        <w:t xml:space="preserve">  monthly_contribution NUMERIC(19,2) NOT NULL DEFAULT 0 CHECK (monthly_contribution &gt;= 0),</w:t>
+        <w:br/>
+        <w:t xml:space="preserve">  expected_annual_return NUMERIC(6,4),</w:t>
+        <w:br/>
+        <w:t xml:space="preserve">  created_at TIMESTAMPTZ NOT NULL DEFAULT now(),</w:t>
+        <w:br/>
+        <w:t xml:space="preserve">  updated_at TIMESTAMPTZ NOT NULL DEFAULT now()</w:t>
+        <w:br/>
+        <w:t>);</w:t>
+        <w:br/>
+        <w:t>CREATE INDEX idx_financial_goals_user ON financial_goals(user_id);</w:t>
+        <w:br/>
+        <w:br/>
+        <w:t>CREATE TABLE insurance_policies (</w:t>
+        <w:br/>
+        <w:t xml:space="preserve">  id UUID PRIMARY KEY,</w:t>
+        <w:br/>
+        <w:t xml:space="preserve">  user_id UUID NOT NULL REFERENCES users(id),</w:t>
+        <w:br/>
+        <w:t xml:space="preserve">  type VARCHAR(20) NOT NULL CHECK (type IN ('LIABILITY','DISABILITY','HOUSEHOLD','HEALTH','OTHER')),</w:t>
+        <w:br/>
+        <w:t xml:space="preserve">  coverage_amount NUMERIC(19,2) NOT NULL DEFAULT 0 CHECK (coverage_amount &gt;= 0),</w:t>
+        <w:br/>
+        <w:t xml:space="preserve">  valid_from DATE NOT NULL,</w:t>
+        <w:br/>
+        <w:t xml:space="preserve">  valid_until DATE,</w:t>
+        <w:br/>
+        <w:t xml:space="preserve">  CONSTRAINT chk_valid_range CHECK (valid_until IS NULL OR valid_until &gt;= valid_from)</w:t>
+        <w:br/>
+        <w:t>);</w:t>
+        <w:br/>
+        <w:t>CREATE INDEX idx_insurance_policies_user ON insurance_policies(user_id);</w:t>
+        <w:br/>
+        <w:br/>
+        <w:t>CREATE TABLE scenarios (</w:t>
+        <w:br/>
+        <w:t xml:space="preserve">  id UUID PRIMARY KEY,</w:t>
+        <w:br/>
+        <w:t xml:space="preserve">  user_id UUID NOT NULL REFERENCES users(id),</w:t>
+        <w:br/>
+        <w:t xml:space="preserve">  name VARCHAR(150) NOT NULL,</w:t>
+        <w:br/>
+        <w:t xml:space="preserve">  current_capital NUMERIC(19,2) NOT NULL DEFAULT 0,</w:t>
+        <w:br/>
+        <w:t xml:space="preserve">  monthly_savings NUMERIC(19,2) NOT NULL DEFAULT 0 CHECK (monthly_savings &gt;= 0),</w:t>
+        <w:br/>
+        <w:t xml:space="preserve">  annual_return NUMERIC(6,4) NOT NULL,</w:t>
+        <w:br/>
+        <w:t xml:space="preserve">  inflation NUMERIC(6,4) NOT NULL,</w:t>
+        <w:br/>
+        <w:t xml:space="preserve">  duration_in_years INT NOT NULL CHECK (duration_in_years BETWEEN 1 AND 100),</w:t>
+        <w:br/>
+        <w:t xml:space="preserve">  created_at TIMESTAMPTZ NOT NULL DEFAULT now()</w:t>
+        <w:br/>
+        <w:t>);</w:t>
+        <w:br/>
+        <w:t>CREATE INDEX idx_scenarios_user ON scenarios(user_id);</w:t>
+        <w:br/>
+        <w:br/>
+        <w:t>CREATE TABLE audit_entries (</w:t>
+        <w:br/>
+        <w:t xml:space="preserve">  id UUID PRIMARY KEY,</w:t>
+        <w:br/>
+        <w:t xml:space="preserve">  actor_user_id UUID REFERENCES users(id),</w:t>
+        <w:br/>
+        <w:t xml:space="preserve">  action VARCHAR(50) NOT NULL,</w:t>
+        <w:br/>
+        <w:t xml:space="preserve">  target_type VARCHAR(50),</w:t>
+        <w:br/>
+        <w:t xml:space="preserve">  target_id UUID,</w:t>
+        <w:br/>
+        <w:t xml:space="preserve">  occurred_at TIMESTAMPTZ NOT NULL DEFAULT now(),</w:t>
+        <w:br/>
+        <w:t xml:space="preserve">  metadata JSONB</w:t>
+        <w:br/>
+        <w:t>);</w:t>
+        <w:br/>
+        <w:t>CREATE INDEX idx_audit_entries_actor_time ON audit_entries(actor_user_id, occurred_at DESC);</w:t>
+      </w:r>
+    </w:p>
+    <w:p>
+      <w:r>
+        <w:t>Primary Keys sind durchgängig UUIDs statt fortlaufender BIGINTs: IDs lassen sich damit nicht erraten/aufzählen (ergänzt – ersetzt nicht – die Ownership-Prüfung aus der Security-Architektur, siehe Edge Case 14), und Datensätze können clientseitig oder offline erzeugt werden, ohne auf eine DB-Sequence zu warten.</w:t>
+      </w:r>
+    </w:p>
+    <w:p>
+      <w:pPr>
+        <w:pStyle w:val="ListBullet"/>
+      </w:pPr>
+      <w:r>
+        <w:rPr>
+          <w:b/>
+        </w:rPr>
+        <w:t xml:space="preserve">Performance: </w:t>
+      </w:r>
+      <w:r>
+        <w:t>Indexes folgen den tatsächlichen Abfragemustern aus den User Stories: transactions(user_id, booked_at DESC) für „nach Zeitraum filtern“, jeweils user_id-Indexes für die Dashboard-Aggregationen (accounts, financial_goals, scenarios), audit_entries(actor_user_id, occurred_at DESC) für die Audit-Einsicht.</w:t>
+      </w:r>
+    </w:p>
+    <w:p>
+      <w:pPr>
+        <w:pStyle w:val="ListBullet"/>
+      </w:pPr>
+      <w:r>
+        <w:rPr>
+          <w:b/>
+        </w:rPr>
+        <w:t xml:space="preserve">Datenintegrität: </w:t>
+      </w:r>
+      <w:r>
+        <w:t>CHECK-Constraints erzwingen die Business Rules direkt in der Datenbank (z. B. amount &gt; 0, Wertebereiche 0–100 Jahre für Szenarien) als zweite Verteidigungslinie hinter der Bean-Validation im Backend – fehlerhafte Daten sind so auch bei einem Bug in der Anwendungsschicht ausgeschlossen.</w:t>
+      </w:r>
+    </w:p>
+    <w:p>
+      <w:pPr>
+        <w:pStyle w:val="ListBullet"/>
+      </w:pPr>
+      <w:r>
+        <w:rPr>
+          <w:b/>
+        </w:rPr>
+        <w:t xml:space="preserve">Transaktionen: </w:t>
+      </w:r>
+      <w:r>
+        <w:t>Schreiboperationen, die mehrere Tabellen betreffen (z. B. Transaktion anlegen + zugehörigen AuditEntry schreiben), laufen in der Application-Service-Schicht innerhalb einer einzigen @Transactional-Grenze, sodass entweder beides oder nichts persistiert wird.</w:t>
+      </w:r>
+    </w:p>
+    <w:p>
+      <w:pPr>
+        <w:pStyle w:val="ListBullet"/>
+      </w:pPr>
+      <w:r>
+        <w:rPr>
+          <w:b/>
+        </w:rPr>
+        <w:t xml:space="preserve">Auditierbarkeit: </w:t>
+      </w:r>
+      <w:r>
+        <w:t>audit_entries ist bewusst als Append-only-Tabelle ohne fachlichen Bezug zu Business-Constraints modelliert (kein CASCADE DELETE von users auf audit_entries) – Protokolleinträge bleiben auch nach Deaktivierung/Anonymisierung eines Users nachvollziehbar.</w:t>
+      </w:r>
+    </w:p>
+    <w:p>
+      <w:pPr>
+        <w:pStyle w:val="Heading2"/>
+      </w:pPr>
+      <w:r>
+        <w:t>Money – Repräsentation in Java und PostgreSQL</w:t>
+      </w:r>
+    </w:p>
+    <w:p>
+      <w:r>
+        <w:t>Java: java.math.BigDecimal (Skala 2, RoundingMode.HALF_UP), gekapselt im Money Value Object – niemals double/float. double führt zu binären Rundungsfehlern (0.1 + 0.2 ≠ 0.3), die bei Geldbeträgen nicht akzeptabel sind und mit den Business Rules aus Phase 2 („Rundungsfehler bei Geldbeträgen“, Edge Case 11) direkt kollidieren würden.</w:t>
+      </w:r>
+    </w:p>
+    <w:p>
+      <w:r>
+        <w:t>PostgreSQL: NUMERIC(19,2) statt FLOAT/DOUBLE PRECISION – exakte dezimale Fixpunkt-Arithmetik ohne Rundungsdrift, 2 Nachkommastellen genügen für gespeicherte Beträge (Cent-Genauigkeit). Zwischenergebnisse der Scenario Engine (z. B. Zinseszins über mehrere Jahre) werden ausschließlich in-memory mit BigDecimal und ausreichender MathContext-Präzision berechnet und erst am Ende gerundet – die Spaltenskala begrenzt also nicht die Rechengenauigkeit, nur die Persistenz.</w:t>
+      </w:r>
+    </w:p>
+    <w:p>
+      <w:r>
+        <w:t>Percentage-Felder (annual_return, inflation, expected_annual_return) werden separat als NUMERIC(6,4) gespeichert (Bruchteil, z. B. 0.0425), nicht als Money.</w:t>
+      </w:r>
+    </w:p>
+    <w:p>
+      <w:pPr>
+        <w:pStyle w:val="Heading2"/>
+      </w:pPr>
+      <w:r>
+        <w:t>Migrations (Flyway)</w:t>
+      </w:r>
+    </w:p>
+    <w:p>
+      <w:r>
+        <w:t>Ein Migrationsskript pro Tabelle statt eines großen Skripts – kleinere, nachvollziehbare Diffs pro Pull Request und eine klare Historie, welche Änderung wann welches Problem gelöst hat:</w:t>
+      </w:r>
+    </w:p>
+    <w:p>
+      <w:pPr>
+        <w:ind w:left="283"/>
+      </w:pPr>
+      <w:r>
+        <w:rPr>
+          <w:rFonts w:ascii="Consolas" w:hAnsi="Consolas"/>
+          <w:sz w:val="19"/>
+        </w:rPr>
+        <w:t>V1__create_users_table.sql</w:t>
+        <w:br/>
+        <w:t>V2__create_advisor_assignments_table.sql</w:t>
+        <w:br/>
+        <w:t>V3__create_financial_profiles_table.sql</w:t>
+        <w:br/>
+        <w:t>V4__create_accounts_table.sql</w:t>
+        <w:br/>
+        <w:t>V5__create_categories_table.sql</w:t>
+        <w:br/>
+        <w:t>V6__create_transactions_table.sql</w:t>
+        <w:br/>
+        <w:t>V7__create_financial_goals_table.sql</w:t>
+        <w:br/>
+        <w:t>V8__create_insurance_policies_table.sql</w:t>
+        <w:br/>
+        <w:t>V9__create_scenarios_table.sql</w:t>
+        <w:br/>
+        <w:t>V10__create_audit_entries_table.sql</w:t>
+        <w:br/>
+        <w:t>V11__seed_categories.sql</w:t>
+      </w:r>
+    </w:p>
+    <w:p>
+      <w:r>
+        <w:t>V11 sät die Systemkategorien (Gehalt/INCOME, Sonstige Einnahmen/INCOME, Wohnen/EXPENSE, Lebensmittel/EXPENSE, Transport/EXPENSE, Freizeit/EXPENSE, Versicherung/EXPENSE, Sonstiges/EXPENSE) – diese Migration läuft in jeder Umgebung (dev, test, prod), da Categories fachlich zur Anwendung gehören, nicht zu Testdaten.</w:t>
+      </w:r>
+    </w:p>
+    <w:p>
+      <w:pPr>
+        <w:pStyle w:val="Heading2"/>
+      </w:pPr>
+      <w:r>
+        <w:t>Testdaten / Seed-Konzept</w:t>
+      </w:r>
+    </w:p>
+    <w:p>
+      <w:pPr>
+        <w:pStyle w:val="ListBullet"/>
+      </w:pPr>
+      <w:r>
+        <w:rPr>
+          <w:b/>
+        </w:rPr>
+        <w:t xml:space="preserve">Systemdaten (alle Umgebungen): </w:t>
+      </w:r>
+      <w:r>
+        <w:t>Categories werden per Flyway-Migration (V11) gesät – identisch in dev, test und prod.</w:t>
+      </w:r>
+    </w:p>
+    <w:p>
+      <w:pPr>
+        <w:pStyle w:val="ListBullet"/>
+      </w:pPr>
+      <w:r>
+        <w:rPr>
+          <w:b/>
+        </w:rPr>
+        <w:t xml:space="preserve">Demo-Daten (nur lokale Entwicklung): </w:t>
+      </w:r>
+      <w:r>
+        <w:t>Ein separater Seed-Mechanismus (z. B. ein CommandLineRunner unter Spring-Profile "dev", nicht Teil der Flyway-Historie) legt einen Demo-User je Rolle (USER, ADVISOR, ADMIN), 1–2 Accounts, ca. 30 Transaktionen über 6 Monate (monatliches Gehalt plus verteilte Ausgaben), 2 Financial Goals und 1 Insurance Policy an – genug, damit Dashboard, Health Score und Scenario Simulator sofort sinnvolle Werte zeigen.</w:t>
+      </w:r>
+    </w:p>
+    <w:p>
+      <w:pPr>
+        <w:pStyle w:val="ListBullet"/>
+      </w:pPr>
+      <w:r>
+        <w:rPr>
+          <w:b/>
+        </w:rPr>
+        <w:t xml:space="preserve">Testdaten (automatisierte Tests): </w:t>
+      </w:r>
+      <w:r>
+        <w:t>Unit- und Integrationstests verwenden eigene Test-Data-Builder je Entity (Object-Mother-Pattern) statt der Demo-Daten – Tests bleiben dadurch unabhängig voneinander, schnell und beschreiben ihre Vorbedingungen explizit statt sich auf einen geteilten Seed-Zustand zu verlassen.</w:t>
+      </w:r>
+    </w:p>
     <w:sectPr>
       <w:pgSz w:w="12240" w:h="15840"/>
       <w:pgMar w:top="1440" w:right="1800" w:bottom="1440" w:left="1800" w:header="720" w:footer="720" w:gutter="0"/>
